--- a/testakten/solis-vision-x-smartglasses/output/urteil_solis_vision_x.docx
+++ b/testakten/solis-vision-x-smartglasses/output/urteil_solis_vision_x.docx
@@ -322,7 +322,7 @@
           <w:b w:val="0"/>
           <w:i w:val="0"/>
         </w:rPr>
-        <w:t xml:space="preserve">Die Klaegerin, ein im Vereinsregister beim Amtsgericht Hamburg unter VR 12345 eingetragener Verein zur Foerderung des Datenschutzes, bestellte am 12. Februar 2026 im Onlineshop der Beklagten unter solis-vision.example eine Datenbrille Solis Vision X mit der Geraeteseriennummer LO-SVX-2025-44712 zum Preis von 1197 EUR. Die Beklagte ist eine Gesellschaft irischen Rechts mit Sitz in Galway und Herstellerin der Brille. Die Lieferung erfolgte vom 17. bis 19. Februar 2026 per Kurier von Galway nach Hamburg auf Grundlage einer Auftragsbestaetigung mit dem Vermerk </w:t>
+        <w:t xml:space="preserve">Die Klaegerin, ein im Vereinsregister beim Amtsgericht Hamburg unter VR 12345 eingetragener Verein zur Foerderung des Datenschutzes, bestellte am 12. Februar 2026 im Onlineshop der Beklagten unter solis-vision.de eine Datenbrille Solis Vision X mit der Geraeteseriennummer LO-SVX-2025-44712 zum Preis von 1197 EUR. Die Beklagte ist eine Gesellschaft irischen Rechts mit Sitz in Galway und Herstellerin der Brille. Die Lieferung erfolgte vom 17. bis 19. Februar 2026 per Kurier von Galway nach Hamburg auf Grundlage einer Auftragsbestaetigung mit dem Vermerk </w:t>
       </w:r>
       <w:r>
         <w:rPr>

--- a/testakten/solis-vision-x-smartglasses/output/urteil_solis_vision_x.docx
+++ b/testakten/solis-vision-x-smartglasses/output/urteil_solis_vision_x.docx
@@ -1074,13 +1074,100 @@
       </w:r>
     </w:p>
     <w:sectPr>
+      <w:headerReference w:type="default" r:id="rId9"/>
+      <w:footerReference w:type="default" r:id="rId10"/>
       <w:pgSz w:w="12240" w:h="15840"/>
-      <w:pgMar w:top="1134" w:right="1134" w:bottom="1134" w:left="1417" w:header="720" w:footer="720" w:gutter="0"/>
+      <w:pgMar w:top="1134" w:right="1134" w:bottom="1134" w:left="1417" w:header="680" w:footer="567" w:gutter="0"/>
       <w:cols w:space="720"/>
       <w:docGrid w:linePitch="360"/>
     </w:sectPr>
   </w:body>
 </w:document>
+</file>
+
+<file path=word/footer1.xml><?xml version="1.0" encoding="utf-8"?>
+<w:ftr xmlns:m="http://schemas.openxmlformats.org/officeDocument/2006/math" xmlns:mc="http://schemas.openxmlformats.org/markup-compatibility/2006" xmlns:mo="http://schemas.microsoft.com/office/mac/office/2008/main" xmlns:mv="urn:schemas-microsoft-com:mac:vml" xmlns:o="urn:schemas-microsoft-com:office:office" xmlns:r="http://schemas.openxmlformats.org/officeDocument/2006/relationships" xmlns:v="urn:schemas-microsoft-com:vml" xmlns:w10="urn:schemas-microsoft-com:office:word" xmlns:w14="http://schemas.microsoft.com/office/word/2010/wordml" xmlns:w="http://schemas.openxmlformats.org/wordprocessingml/2006/main" xmlns:wne="http://schemas.microsoft.com/office/word/2006/wordml" xmlns:wp14="http://schemas.microsoft.com/office/word/2010/wordprocessingDrawing" xmlns:wp="http://schemas.openxmlformats.org/drawingml/2006/wordprocessingDrawing" xmlns:wpc="http://schemas.microsoft.com/office/word/2010/wordprocessingCanvas" xmlns:wpg="http://schemas.microsoft.com/office/word/2010/wordprocessingGroup" xmlns:wpi="http://schemas.microsoft.com/office/word/2010/wordprocessingInk" xmlns:wps="http://schemas.microsoft.com/office/word/2010/wordprocessingShape" mc:Ignorable="w14 wp14">
+  <w:p>
+    <w:pPr>
+      <w:pStyle w:val="Footer"/>
+      <w:tabs>
+        <w:tab w:pos="9071" w:val="right"/>
+      </w:tabs>
+      <w:jc w:val="left"/>
+    </w:pPr>
+    <w:r>
+      <w:rPr>
+        <w:rFonts w:ascii="Times New Roman" w:hAnsi="Times New Roman"/>
+        <w:color w:val="6B6B66"/>
+        <w:sz w:val="16"/>
+      </w:rPr>
+    </w:r>
+    <w:r>
+      <w:rPr>
+        <w:rFonts w:ascii="Times New Roman" w:hAnsi="Times New Roman"/>
+        <w:color w:val="6B6B66"/>
+        <w:sz w:val="16"/>
+      </w:rPr>
+      <w:t>Amtsgericht Hamburg</w:t>
+    </w:r>
+    <w:r>
+      <w:rPr>
+        <w:rFonts w:ascii="Times New Roman" w:hAnsi="Times New Roman"/>
+        <w:color w:val="6B6B66"/>
+        <w:sz w:val="16"/>
+      </w:rPr>
+      <w:tab/>
+      <w:t xml:space="preserve">Seite </w:t>
+    </w:r>
+    <w:r>
+      <w:rPr>
+        <w:rFonts w:ascii="Times New Roman" w:hAnsi="Times New Roman"/>
+        <w:color w:val="6B6B66"/>
+        <w:sz w:val="16"/>
+      </w:rPr>
+      <w:fldChar w:fldCharType="begin"/>
+      <w:instrText xml:space="preserve"> PAGE </w:instrText>
+      <w:fldChar w:fldCharType="end"/>
+    </w:r>
+  </w:p>
+</w:ftr>
+</file>
+
+<file path=word/header1.xml><?xml version="1.0" encoding="utf-8"?>
+<w:hdr xmlns:m="http://schemas.openxmlformats.org/officeDocument/2006/math" xmlns:mc="http://schemas.openxmlformats.org/markup-compatibility/2006" xmlns:mo="http://schemas.microsoft.com/office/mac/office/2008/main" xmlns:mv="urn:schemas-microsoft-com:mac:vml" xmlns:o="urn:schemas-microsoft-com:office:office" xmlns:r="http://schemas.openxmlformats.org/officeDocument/2006/relationships" xmlns:v="urn:schemas-microsoft-com:vml" xmlns:w10="urn:schemas-microsoft-com:office:word" xmlns:w14="http://schemas.microsoft.com/office/word/2010/wordml" xmlns:w="http://schemas.openxmlformats.org/wordprocessingml/2006/main" xmlns:wne="http://schemas.microsoft.com/office/word/2006/wordml" xmlns:wp14="http://schemas.microsoft.com/office/word/2010/wordprocessingDrawing" xmlns:wp="http://schemas.openxmlformats.org/drawingml/2006/wordprocessingDrawing" xmlns:wpc="http://schemas.microsoft.com/office/word/2010/wordprocessingCanvas" xmlns:wpg="http://schemas.microsoft.com/office/word/2010/wordprocessingGroup" xmlns:wpi="http://schemas.microsoft.com/office/word/2010/wordprocessingInk" xmlns:wps="http://schemas.microsoft.com/office/word/2010/wordprocessingShape" mc:Ignorable="w14 wp14">
+  <w:p>
+    <w:pPr>
+      <w:pStyle w:val="Header"/>
+      <w:jc w:val="left"/>
+    </w:pPr>
+    <w:r/>
+    <w:r>
+      <w:rPr>
+        <w:rFonts w:ascii="Times New Roman" w:hAnsi="Times New Roman"/>
+        <w:b/>
+        <w:color w:val="3B3F45"/>
+        <w:sz w:val="24"/>
+      </w:rPr>
+      <w:t>Amtsgericht Hamburg</w:t>
+    </w:r>
+  </w:p>
+  <w:p>
+    <w:pPr>
+      <w:jc w:val="left"/>
+      <w:pBdr>
+        <w:bottom w:val="single" w:sz="6" w:space="2" w:color="3B3F45"/>
+      </w:pBdr>
+    </w:pPr>
+    <w:r>
+      <w:rPr>
+        <w:rFonts w:ascii="Times New Roman" w:hAnsi="Times New Roman"/>
+        <w:color w:val="6B6B66"/>
+        <w:sz w:val="16"/>
+      </w:rPr>
+      <w:t>Gericht · 11 C 2406/26</w:t>
+    </w:r>
+  </w:p>
+</w:hdr>
 </file>
 
 <file path=word/numbering.xml><?xml version="1.0" encoding="utf-8"?>
